--- a/Niranjan Madhavan D Resume.docx
+++ b/Niranjan Madhavan D Resume.docx
@@ -788,7 +788,7 @@
       </w:r>
       <w:sdt>
         <w:sdtPr>
-          <w:id w:val="1697578643"/>
+          <w:id w:val="-144139719"/>
           <w:tag w:val="goog_rdk_0"/>
         </w:sdtPr>
         <w:sdtContent>
@@ -816,7 +816,7 @@
       </w:r>
       <w:sdt>
         <w:sdtPr>
-          <w:id w:val="1398484731"/>
+          <w:id w:val="-192972970"/>
           <w:tag w:val="goog_rdk_1"/>
         </w:sdtPr>
         <w:sdtContent>
@@ -1009,7 +1009,7 @@
           <w:szCs w:val="18"/>
           <w:rtl w:val="0"/>
         </w:rPr>
-        <w:t xml:space="preserve">Eliminated cascading failures and improved reliability of the DNS service handling 3M QPS, by implementing client attributions and rate limiting, reducing service disruptions under high load.</w:t>
+        <w:t xml:space="preserve">Eliminated cascading failures and improved reliability of the DNS service handling 2M QPS, by implementing client attributions and rate limiting, reducing service disruptions under high load.</w:t>
       </w:r>
       <w:r>
         <w:rPr>

--- a/Niranjan Madhavan D Resume.docx
+++ b/Niranjan Madhavan D Resume.docx
@@ -369,8 +369,9 @@
           <w:szCs w:val="18"/>
           <w:rtl w:val="0"/>
         </w:rPr>
-        <w:t xml:space="preserve">Ads-Infra </w:t>
-        <w:tab/>
+        <w:t xml:space="preserve">Ads - Catalog</w:t>
+        <w:tab/>
+        <w:t xml:space="preserve">               </w:t>
         <w:tab/>
         <w:tab/>
         <w:tab/>
@@ -651,7 +652,7 @@
           <w:szCs w:val="18"/>
           <w:rtl w:val="0"/>
         </w:rPr>
-        <w:t xml:space="preserve">GCP-Infra ·  Google Distributed Cloud Hosted </w:t>
+        <w:t xml:space="preserve">GCP - Google Distributed Cloud Hosted </w:t>
         <w:tab/>
         <w:tab/>
         <w:t xml:space="preserve">               </w:t>
@@ -788,7 +789,7 @@
       </w:r>
       <w:sdt>
         <w:sdtPr>
-          <w:id w:val="-144139719"/>
+          <w:id w:val="-1867733129"/>
           <w:tag w:val="goog_rdk_0"/>
         </w:sdtPr>
         <w:sdtContent>
@@ -816,7 +817,7 @@
       </w:r>
       <w:sdt>
         <w:sdtPr>
-          <w:id w:val="-192972970"/>
+          <w:id w:val="-1347440243"/>
           <w:tag w:val="goog_rdk_1"/>
         </w:sdtPr>
         <w:sdtContent>

--- a/Niranjan Madhavan D Resume.docx
+++ b/Niranjan Madhavan D Resume.docx
@@ -452,7 +452,7 @@
           <w:szCs w:val="18"/>
           <w:rtl w:val="0"/>
         </w:rPr>
-        <w:t xml:space="preserve">Reduced incident detection time by 40% and prevented $5M in annual revenue loss by engineering automated rollout controls with real-time SLI monitoring and automated rollback on metric regression. Powers safe gradual deployments across every feature release across Meta.</w:t>
+        <w:t xml:space="preserve">Reduced incident detection time by 40% and prevented $5M in annual revenue loss by engineering automated rollout controls with real-time SLI monitoring and automated rollback on metric regression, enforcing error budget policies and operational readiness gates across every feature release at Meta.</w:t>
       </w:r>
       <w:r>
         <w:rPr>
@@ -508,7 +508,7 @@
           <w:szCs w:val="18"/>
           <w:rtl w:val="0"/>
         </w:rPr>
-        <w:t xml:space="preserve">Built end-to-end test automation frameworks integrated into release pipelines, increasing test coverage from &lt;5% to 95% across critical ad-serving systems. Cut QA costs by ~$150K/year while reducing incident detection time from weeks to minutes.</w:t>
+        <w:t xml:space="preserve">Built end-to-end test automation frameworks integrated into release pipelines, increasing test coverage from &lt;5% to 95% across critical ad-serving services. Cut QA costs by ~$150K/year while reducing incident detection time from weeks to minutes.</w:t>
       </w:r>
       <w:r>
         <w:rPr>
@@ -565,7 +565,7 @@
           <w:szCs w:val="18"/>
           <w:rtl w:val="0"/>
         </w:rPr>
-        <w:t xml:space="preserve">Reduced operational costs and repeat incidents by converting on-call learnings into product and process improvements, driving root cause analysis on production outages, and sharing best practices across engineering teams.</w:t>
+        <w:t xml:space="preserve">Reduced operational costs and repeat incidents by running reliability experiments, converting on-call learnings into product and process improvements, driving root cause analysis on production outages, and sharing best practices across engineering teams.</w:t>
       </w:r>
     </w:p>
     <w:p>
@@ -732,7 +732,7 @@
           <w:szCs w:val="18"/>
           <w:rtl w:val="0"/>
         </w:rPr>
-        <w:t xml:space="preserve">Designed and deployed a fleet-wide metrics collection pipeline using custom node exporters across diverse hardware classes, standardising ingestion into a unified observability platform and enabling automated alerting across the platform.</w:t>
+        <w:t xml:space="preserve">Designed and deployed a fleet-wide infrastructure observability platform using custom node exporters across diverse hardware classes, standardising ingestion into a unified monitoring and alerting system.</w:t>
       </w:r>
       <w:r>
         <w:rPr>
@@ -789,7 +789,7 @@
       </w:r>
       <w:sdt>
         <w:sdtPr>
-          <w:id w:val="-1867733129"/>
+          <w:id w:val="-213931741"/>
           <w:tag w:val="goog_rdk_0"/>
         </w:sdtPr>
         <w:sdtContent>
@@ -817,7 +817,7 @@
       </w:r>
       <w:sdt>
         <w:sdtPr>
-          <w:id w:val="-1347440243"/>
+          <w:id w:val="-631759050"/>
           <w:tag w:val="goog_rdk_1"/>
         </w:sdtPr>
         <w:sdtContent>
